--- a/chapters/proof-writing-handout.docx
+++ b/chapters/proof-writing-handout.docx
@@ -267,7 +267,7 @@
         <w:t xml:space="preserve"> </w:t>
       </w:r>
       <w:r>
-        <w:t xml:space="preserve">This makes the proof checkable,</w:t>
+        <w:t xml:space="preserve">This explicit reasoning makes the proof checkable,</w:t>
       </w:r>
       <w:r>
         <w:t xml:space="preserve"> </w:t>
